--- a/resume_master_ats_light.docx
+++ b/resume_master_ats_light.docx
@@ -1291,7 +1291,7 @@
         <w:rPr>
           <w:b/>
         </w:rPr>
-        <w:t>Graduate Certificate, Purple Team Operations</w:t>
+        <w:t>Graduate Certificate, Cyber Defense Operations</w:t>
       </w:r>
     </w:p>
     <w:p>

--- a/resume_master_ats_light.docx
+++ b/resume_master_ats_light.docx
@@ -17,7 +17,7 @@
     </w:p>
     <w:p>
       <w:r>
-        <w:t>Grand Prairie, TX (Open to Remote/Hybrid) | brett.k.fry@… | +1 (210) 526-4589</w:t>
+        <w:t>Grand Prairie, TX • Open to US &amp; Europe • Remote/Hybrid | brett.k.fry@… | +1 (210) 526-4589 | +49 15164345445 | https://www.fryonline.net/ | https://www.linkedin.com/in/brettfry2002</w:t>
       </w:r>
     </w:p>
     <w:p>
@@ -25,7 +25,7 @@
         <w:rPr>
           <w:b/>
         </w:rPr>
-        <w:t>SUMMARY</w:t>
+        <w:t>Summary</w:t>
       </w:r>
     </w:p>
     <w:p>
@@ -55,10 +55,15 @@
     </w:p>
     <w:p>
       <w:r>
+        <w:t>Open to US and Europe opportunities (remote/hybrid); available for travel and on-site engagements as needed.</w:t>
+      </w:r>
+    </w:p>
+    <w:p>
+      <w:r>
         <w:rPr>
           <w:b/>
         </w:rPr>
-        <w:t>CORE COMPETENCIES</w:t>
+        <w:t>Core Competencies</w:t>
       </w:r>
     </w:p>
     <w:p>
@@ -71,7 +76,7 @@
         <w:rPr>
           <w:b/>
         </w:rPr>
-        <w:t>EXPERIENCE</w:t>
+        <w:t>Experience</w:t>
       </w:r>
     </w:p>
     <w:p>
@@ -84,7 +89,7 @@
     </w:p>
     <w:p>
       <w:r>
-        <w:t>Defensive Cyber Operations • Stuttgart, Germany • Sep 2021-May 2025</w:t>
+        <w:t>Defensive Cyber Operations • Stuttgart, Germany • Sep 2021 – May 2025</w:t>
       </w:r>
     </w:p>
     <w:p>
@@ -353,7 +358,7 @@
     </w:p>
     <w:p>
       <w:r>
-        <w:t>392ND ESB, Network Operations and Security Branch • Baltimore, Maryland • Aug 2018-Sep 2021</w:t>
+        <w:t>392ND ESB, Network Operations and Security Branch • Baltimore, Maryland • Aug 2018 – Sep 2021</w:t>
       </w:r>
     </w:p>
     <w:p>
@@ -558,7 +563,7 @@
     </w:p>
     <w:p>
       <w:r>
-        <w:t>HHC, 392nd Expeditionary Signal Battalion (ESB) • Baltimore, MD • Aug 2018-Aug 2020</w:t>
+        <w:t>HHC, 392nd Expeditionary Signal Battalion (ESB) • Baltimore, MD • Aug 2018 – Aug 2020</w:t>
       </w:r>
     </w:p>
     <w:p>
@@ -646,7 +651,7 @@
         <w:pStyle w:val="ListBullet"/>
       </w:pPr>
       <w:r>
-        <w:t>Obtained GIAC Certified Windows Security Administrator (GCWN and SANS Security Awareness Professional (SSAP).</w:t>
+        <w:t>Obtained GIAC Certified Windows Security Administrator (GCWN) and SANS Security Awareness Professional (SSAP).</w:t>
       </w:r>
     </w:p>
     <w:p>
@@ -707,7 +712,7 @@
     </w:p>
     <w:p>
       <w:r>
-        <w:t>35th ESB, Cyber and Communications Security Branch • Fort Allen, Puerto Rico • Oct 2016-Jul 2018</w:t>
+        <w:t>35th ESB, Cyber and Communications Security Branch • Fort Allen, Puerto Rico • Oct 2016 – Jul 2018</w:t>
       </w:r>
     </w:p>
     <w:p>
@@ -864,7 +869,7 @@
     </w:p>
     <w:p>
       <w:r>
-        <w:t>7th MSC, Network Operations and Security Center • Kaiserslautern, Germany • Mar 2013-Oct 2016</w:t>
+        <w:t>7th MSC, Network Operations and Security Center • Kaiserslautern, Germany • Mar 2013 – Oct 2016</w:t>
       </w:r>
     </w:p>
     <w:p>
@@ -1021,7 +1026,7 @@
     </w:p>
     <w:p>
       <w:r>
-        <w:t>Training Command (TASS) • Sacramento, California • Oct 2010-Mar 2013</w:t>
+        <w:t>Training Command (TASS) • Sacramento, California • Oct 2010 – Mar 2013</w:t>
       </w:r>
     </w:p>
     <w:p>
@@ -1066,7 +1071,7 @@
     </w:p>
     <w:p>
       <w:r>
-        <w:t>325th Combat Support Hospital • Independence, Missouri • Dec 2006-Oct 2010</w:t>
+        <w:t>325th Combat Support Hospital • Independence, Missouri • Dec 2006 – Oct 2010</w:t>
       </w:r>
     </w:p>
     <w:p>
@@ -1111,7 +1116,7 @@
     </w:p>
     <w:p>
       <w:r>
-        <w:t>Medical Deployment Support Command • Seagoville, Texas • Mar 2006-Dec 2006</w:t>
+        <w:t>Medical Deployment Support Command • Seagoville, Texas • Mar 2006 – Dec 2006</w:t>
       </w:r>
     </w:p>
     <w:p>
@@ -1148,7 +1153,7 @@
     </w:p>
     <w:p>
       <w:r>
-        <w:t>Aviation Intelligence Communications Support • Fort Knox, Kentucky / Kuwait / Iraq • Jun 2004-Mar 2006</w:t>
+        <w:t>Aviation Intelligence Communications Support • Fort Knox, Kentucky / Kuwait / Iraq • Jun 2004 – Mar 2006</w:t>
       </w:r>
     </w:p>
     <w:p>
@@ -1185,7 +1190,7 @@
     </w:p>
     <w:p>
       <w:r>
-        <w:t>Operation Iraqi Freedom (OIF) • Iraq • Jun 2004-Nov 2005</w:t>
+        <w:t>Operation Iraqi Freedom (OIF) • Iraq • Jun 2004 – Nov 2005</w:t>
       </w:r>
     </w:p>
     <w:p>
@@ -1238,7 +1243,7 @@
     </w:p>
     <w:p>
       <w:r>
-        <w:t>Information Systems Support • Multiple Locations (incl. Fort Eisenhower) • Jun 2002-Jun 2004</w:t>
+        <w:t>Information Systems Support • Multiple Locations (incl. Fort Eisenhower) • Jun 2002 – Jun 2004</w:t>
       </w:r>
     </w:p>
     <w:p>
@@ -1262,7 +1267,7 @@
         <w:rPr>
           <w:b/>
         </w:rPr>
-        <w:t>EDUCATION</w:t>
+        <w:t>Education</w:t>
       </w:r>
     </w:p>
     <w:p>
@@ -1375,7 +1380,7 @@
         <w:rPr>
           <w:b/>
         </w:rPr>
-        <w:t>CERTIFICATIONS</w:t>
+        <w:t>Certifications</w:t>
       </w:r>
     </w:p>
     <w:p>
@@ -1687,7 +1692,7 @@
         <w:rPr>
           <w:b/>
         </w:rPr>
-        <w:t>SELECTED TRAINING</w:t>
+        <w:t>Selected Training</w:t>
       </w:r>
     </w:p>
     <w:p>
@@ -1792,6 +1797,46 @@
       </w:pPr>
       <w:r>
         <w:t>Certified Authorization Professional (CAP-RMF/eMASS) (5 days)</w:t>
+      </w:r>
+    </w:p>
+    <w:p>
+      <w:r>
+        <w:rPr>
+          <w:b/>
+        </w:rPr>
+        <w:t>Links</w:t>
+      </w:r>
+    </w:p>
+    <w:p>
+      <w:pPr>
+        <w:pStyle w:val="ListBullet"/>
+      </w:pPr>
+      <w:r>
+        <w:t>Website: https://www.fryonline.net/</w:t>
+      </w:r>
+    </w:p>
+    <w:p>
+      <w:pPr>
+        <w:pStyle w:val="ListBullet"/>
+      </w:pPr>
+      <w:r>
+        <w:t>LinkedIn: https://www.linkedin.com/in/brettfry2002</w:t>
+      </w:r>
+    </w:p>
+    <w:p>
+      <w:pPr>
+        <w:pStyle w:val="ListBullet"/>
+      </w:pPr>
+      <w:r>
+        <w:t>GIAC Profile: https://www.giac.org/certified-professional/Brett-Fry/157586</w:t>
+      </w:r>
+    </w:p>
+    <w:p>
+      <w:pPr>
+        <w:pStyle w:val="ListBullet"/>
+      </w:pPr>
+      <w:r>
+        <w:t>SANS Paper: https://www.sans.org/white-papers/automating-rmf-steps-using-lightweight-scripts-and-tools</w:t>
       </w:r>
     </w:p>
     <w:sectPr>
